--- a/courseware/n8n Automation Learner Guide.docx
+++ b/courseware/n8n Automation Learner Guide.docx
@@ -3,27 +3,90 @@
 <w:document xmlns:wpc="http://schemas.microsoft.com/office/word/2010/wordprocessingCanvas" xmlns:mo="http://schemas.microsoft.com/office/mac/office/2008/main" xmlns:mc="http://schemas.openxmlformats.org/markup-compatibility/2006" xmlns:mv="urn:schemas-microsoft-com:mac:vml" xmlns:o="urn:schemas-microsoft-com:office:office" xmlns:r="http://schemas.openxmlformats.org/officeDocument/2006/relationships" xmlns:m="http://schemas.openxmlformats.org/officeDocument/2006/math" xmlns:v="urn:schemas-microsoft-com:vml" xmlns:wp14="http://schemas.microsoft.com/office/word/2010/wordprocessingDrawing" xmlns:wp="http://schemas.openxmlformats.org/drawingml/2006/wordprocessingDrawing" xmlns:w10="urn:schemas-microsoft-com:office:word" xmlns:w="http://schemas.openxmlformats.org/wordprocessingml/2006/main" xmlns:w14="http://schemas.microsoft.com/office/word/2010/wordml" xmlns:wpg="http://schemas.microsoft.com/office/word/2010/wordprocessingGroup" xmlns:wpi="http://schemas.microsoft.com/office/word/2010/wordprocessingInk" xmlns:wne="http://schemas.microsoft.com/office/word/2006/wordml" xmlns:wps="http://schemas.microsoft.com/office/word/2010/wordprocessingShape" mc:Ignorable="w14 wp14">
   <w:body>
     <w:p/>
-    <w:p/>
-    <w:p/>
-    <w:p/>
-    <w:p/>
     <w:p>
       <w:pPr>
-        <w:spacing w:before="0" w:after="40"/>
+        <w:jc w:val="center"/>
+      </w:pPr>
+      <w:r>
+        <w:drawing>
+          <wp:inline xmlns:a="http://schemas.openxmlformats.org/drawingml/2006/main" xmlns:pic="http://schemas.openxmlformats.org/drawingml/2006/picture">
+            <wp:extent cx="1920240" cy="1920240"/>
+            <wp:docPr id="1" name="Picture 1"/>
+            <wp:cNvGraphicFramePr>
+              <a:graphicFrameLocks noChangeAspect="1"/>
+            </wp:cNvGraphicFramePr>
+            <a:graphic>
+              <a:graphicData uri="http://schemas.openxmlformats.org/drawingml/2006/picture">
+                <pic:pic>
+                  <pic:nvPicPr>
+                    <pic:cNvPr id="0" name="tertiary-infotech-logo.png"/>
+                    <pic:cNvPicPr/>
+                  </pic:nvPicPr>
+                  <pic:blipFill>
+                    <a:blip r:embed="rId9"/>
+                    <a:stretch>
+                      <a:fillRect/>
+                    </a:stretch>
+                  </pic:blipFill>
+                  <pic:spPr>
+                    <a:xfrm>
+                      <a:off x="0" y="0"/>
+                      <a:ext cx="1920240" cy="1920240"/>
+                    </a:xfrm>
+                    <a:prstGeom prst="rect"/>
+                  </pic:spPr>
+                </pic:pic>
+              </a:graphicData>
+            </a:graphic>
+          </wp:inline>
+        </w:drawing>
+      </w:r>
+    </w:p>
+    <w:p>
+      <w:pPr>
+        <w:spacing w:before="40" w:after="20"/>
+        <w:jc w:val="center"/>
+      </w:pPr>
+      <w:r>
+        <w:rPr>
+          <w:b/>
+          <w:color w:val="111827"/>
+          <w:sz w:val="26"/>
+        </w:rPr>
+        <w:t>Tertiary Infotech Academy Pte Ltd</w:t>
+      </w:r>
+    </w:p>
+    <w:p>
+      <w:pPr>
+        <w:spacing w:before="0" w:after="200"/>
+        <w:jc w:val="center"/>
+      </w:pPr>
+      <w:r>
+        <w:rPr>
+          <w:b w:val="0"/>
+          <w:color w:val="555B66"/>
+          <w:sz w:val="20"/>
+        </w:rPr>
+        <w:t>UEN: 201200696W</w:t>
+      </w:r>
+    </w:p>
+    <w:p>
+      <w:pPr>
+        <w:spacing w:before="0" w:after="80"/>
         <w:jc w:val="center"/>
       </w:pPr>
       <w:r>
         <w:rPr>
           <w:b/>
           <w:color w:val="1F6FEB"/>
-          <w:sz w:val="56"/>
+          <w:sz w:val="52"/>
         </w:rPr>
-        <w:t>Learner Guide</w:t>
+        <w:t>LEARNER GUIDE</w:t>
       </w:r>
     </w:p>
     <w:p>
       <w:pPr>
-        <w:spacing w:before="120" w:after="120"/>
+        <w:spacing w:before="80" w:after="160"/>
         <w:jc w:val="center"/>
       </w:pPr>
       <w:r>
@@ -37,21 +100,60 @@
     </w:p>
     <w:p>
       <w:pPr>
-        <w:spacing w:before="0" w:after="40"/>
+        <w:jc w:val="center"/>
+      </w:pPr>
+      <w:r>
+        <w:drawing>
+          <wp:inline xmlns:a="http://schemas.openxmlformats.org/drawingml/2006/main" xmlns:pic="http://schemas.openxmlformats.org/drawingml/2006/picture">
+            <wp:extent cx="914400" cy="914400"/>
+            <wp:docPr id="2" name="Picture 2"/>
+            <wp:cNvGraphicFramePr>
+              <a:graphicFrameLocks noChangeAspect="1"/>
+            </wp:cNvGraphicFramePr>
+            <a:graphic>
+              <a:graphicData uri="http://schemas.openxmlformats.org/drawingml/2006/picture">
+                <pic:pic>
+                  <pic:nvPicPr>
+                    <pic:cNvPr id="0" name="n8n-course-logo.png"/>
+                    <pic:cNvPicPr/>
+                  </pic:nvPicPr>
+                  <pic:blipFill>
+                    <a:blip r:embed="rId10"/>
+                    <a:stretch>
+                      <a:fillRect/>
+                    </a:stretch>
+                  </pic:blipFill>
+                  <pic:spPr>
+                    <a:xfrm>
+                      <a:off x="0" y="0"/>
+                      <a:ext cx="914400" cy="914400"/>
+                    </a:xfrm>
+                    <a:prstGeom prst="rect"/>
+                  </pic:spPr>
+                </pic:pic>
+              </a:graphicData>
+            </a:graphic>
+          </wp:inline>
+        </w:drawing>
+      </w:r>
+    </w:p>
+    <w:p>
+      <w:pPr>
+        <w:spacing w:before="80" w:after="40"/>
         <w:jc w:val="center"/>
       </w:pPr>
       <w:r>
         <w:rPr>
           <w:b/>
           <w:color w:val="111827"/>
-          <w:sz w:val="36"/>
+          <w:sz w:val="40"/>
         </w:rPr>
         <w:t>Agentic AI Automation with n8n</w:t>
       </w:r>
     </w:p>
     <w:p>
       <w:pPr>
-        <w:spacing w:before="120" w:after="240"/>
+        <w:spacing w:before="80" w:after="280"/>
         <w:jc w:val="center"/>
       </w:pPr>
       <w:r>
@@ -88,7 +190,7 @@
           <w:color w:val="111827"/>
           <w:sz w:val="26"/>
         </w:rPr>
-        <w:t>TERTIARY INFOTECH ACADEMY PTE. LTD.</w:t>
+        <w:t>Tertiary Infotech Academy Pte Ltd</w:t>
       </w:r>
     </w:p>
     <w:p>
@@ -1610,8 +1712,8 @@
       <w:r>
         <w:drawing>
           <wp:inline xmlns:a="http://schemas.openxmlformats.org/drawingml/2006/main" xmlns:pic="http://schemas.openxmlformats.org/drawingml/2006/picture">
-            <wp:extent cx="5669280" cy="2002301"/>
-            <wp:docPr id="1" name="Picture 1"/>
+            <wp:extent cx="5669280" cy="2381098"/>
+            <wp:docPr id="3" name="Picture 3"/>
             <wp:cNvGraphicFramePr>
               <a:graphicFrameLocks noChangeAspect="1"/>
             </wp:cNvGraphicFramePr>
@@ -1623,7 +1725,7 @@
                     <pic:cNvPicPr/>
                   </pic:nvPicPr>
                   <pic:blipFill>
-                    <a:blip r:embed="rId9"/>
+                    <a:blip r:embed="rId11"/>
                     <a:stretch>
                       <a:fillRect/>
                     </a:stretch>
@@ -1631,7 +1733,7 @@
                   <pic:spPr>
                     <a:xfrm>
                       <a:off x="0" y="0"/>
-                      <a:ext cx="5669280" cy="2002301"/>
+                      <a:ext cx="5669280" cy="2381098"/>
                     </a:xfrm>
                     <a:prstGeom prst="rect"/>
                   </pic:spPr>
@@ -2033,8 +2135,8 @@
       <w:r>
         <w:drawing>
           <wp:inline xmlns:a="http://schemas.openxmlformats.org/drawingml/2006/main" xmlns:pic="http://schemas.openxmlformats.org/drawingml/2006/picture">
-            <wp:extent cx="5669280" cy="2063261"/>
-            <wp:docPr id="2" name="Picture 2"/>
+            <wp:extent cx="5669280" cy="2028342"/>
+            <wp:docPr id="4" name="Picture 4"/>
             <wp:cNvGraphicFramePr>
               <a:graphicFrameLocks noChangeAspect="1"/>
             </wp:cNvGraphicFramePr>
@@ -2046,7 +2148,7 @@
                     <pic:cNvPicPr/>
                   </pic:nvPicPr>
                   <pic:blipFill>
-                    <a:blip r:embed="rId10"/>
+                    <a:blip r:embed="rId12"/>
                     <a:stretch>
                       <a:fillRect/>
                     </a:stretch>
@@ -2054,7 +2156,7 @@
                   <pic:spPr>
                     <a:xfrm>
                       <a:off x="0" y="0"/>
-                      <a:ext cx="5669280" cy="2063261"/>
+                      <a:ext cx="5669280" cy="2028342"/>
                     </a:xfrm>
                     <a:prstGeom prst="rect"/>
                   </pic:spPr>
@@ -2319,8 +2421,8 @@
       <w:r>
         <w:drawing>
           <wp:inline xmlns:a="http://schemas.openxmlformats.org/drawingml/2006/main" xmlns:pic="http://schemas.openxmlformats.org/drawingml/2006/picture">
-            <wp:extent cx="5669280" cy="3001108"/>
-            <wp:docPr id="3" name="Picture 3"/>
+            <wp:extent cx="5669280" cy="3187395"/>
+            <wp:docPr id="5" name="Picture 5"/>
             <wp:cNvGraphicFramePr>
               <a:graphicFrameLocks noChangeAspect="1"/>
             </wp:cNvGraphicFramePr>
@@ -2332,7 +2434,7 @@
                     <pic:cNvPicPr/>
                   </pic:nvPicPr>
                   <pic:blipFill>
-                    <a:blip r:embed="rId11"/>
+                    <a:blip r:embed="rId13"/>
                     <a:stretch>
                       <a:fillRect/>
                     </a:stretch>
@@ -2340,7 +2442,7 @@
                   <pic:spPr>
                     <a:xfrm>
                       <a:off x="0" y="0"/>
-                      <a:ext cx="5669280" cy="3001108"/>
+                      <a:ext cx="5669280" cy="3187395"/>
                     </a:xfrm>
                     <a:prstGeom prst="rect"/>
                   </pic:spPr>
@@ -2673,8 +2775,8 @@
       <w:r>
         <w:drawing>
           <wp:inline xmlns:a="http://schemas.openxmlformats.org/drawingml/2006/main" xmlns:pic="http://schemas.openxmlformats.org/drawingml/2006/picture">
-            <wp:extent cx="5669280" cy="2380140"/>
-            <wp:docPr id="4" name="Picture 4"/>
+            <wp:extent cx="5669280" cy="2497434"/>
+            <wp:docPr id="6" name="Picture 6"/>
             <wp:cNvGraphicFramePr>
               <a:graphicFrameLocks noChangeAspect="1"/>
             </wp:cNvGraphicFramePr>
@@ -2686,7 +2788,7 @@
                     <pic:cNvPicPr/>
                   </pic:nvPicPr>
                   <pic:blipFill>
-                    <a:blip r:embed="rId12"/>
+                    <a:blip r:embed="rId14"/>
                     <a:stretch>
                       <a:fillRect/>
                     </a:stretch>
@@ -2694,7 +2796,7 @@
                   <pic:spPr>
                     <a:xfrm>
                       <a:off x="0" y="0"/>
-                      <a:ext cx="5669280" cy="2380140"/>
+                      <a:ext cx="5669280" cy="2497434"/>
                     </a:xfrm>
                     <a:prstGeom prst="rect"/>
                   </pic:spPr>
@@ -2984,8 +3086,8 @@
       <w:r>
         <w:drawing>
           <wp:inline xmlns:a="http://schemas.openxmlformats.org/drawingml/2006/main" xmlns:pic="http://schemas.openxmlformats.org/drawingml/2006/picture">
-            <wp:extent cx="5669280" cy="2363372"/>
-            <wp:docPr id="5" name="Picture 5"/>
+            <wp:extent cx="5669280" cy="2323675"/>
+            <wp:docPr id="7" name="Picture 7"/>
             <wp:cNvGraphicFramePr>
               <a:graphicFrameLocks noChangeAspect="1"/>
             </wp:cNvGraphicFramePr>
@@ -2997,7 +3099,7 @@
                     <pic:cNvPicPr/>
                   </pic:nvPicPr>
                   <pic:blipFill>
-                    <a:blip r:embed="rId13"/>
+                    <a:blip r:embed="rId15"/>
                     <a:stretch>
                       <a:fillRect/>
                     </a:stretch>
@@ -3005,7 +3107,7 @@
                   <pic:spPr>
                     <a:xfrm>
                       <a:off x="0" y="0"/>
-                      <a:ext cx="5669280" cy="2363372"/>
+                      <a:ext cx="5669280" cy="2323675"/>
                     </a:xfrm>
                     <a:prstGeom prst="rect"/>
                   </pic:spPr>
@@ -3421,8 +3523,8 @@
       <w:r>
         <w:drawing>
           <wp:inline xmlns:a="http://schemas.openxmlformats.org/drawingml/2006/main" xmlns:pic="http://schemas.openxmlformats.org/drawingml/2006/picture">
-            <wp:extent cx="5669280" cy="2363372"/>
-            <wp:docPr id="6" name="Picture 6"/>
+            <wp:extent cx="5669280" cy="2421002"/>
+            <wp:docPr id="8" name="Picture 8"/>
             <wp:cNvGraphicFramePr>
               <a:graphicFrameLocks noChangeAspect="1"/>
             </wp:cNvGraphicFramePr>
@@ -3434,7 +3536,7 @@
                     <pic:cNvPicPr/>
                   </pic:nvPicPr>
                   <pic:blipFill>
-                    <a:blip r:embed="rId14"/>
+                    <a:blip r:embed="rId16"/>
                     <a:stretch>
                       <a:fillRect/>
                     </a:stretch>
@@ -3442,7 +3544,7 @@
                   <pic:spPr>
                     <a:xfrm>
                       <a:off x="0" y="0"/>
-                      <a:ext cx="5669280" cy="2363372"/>
+                      <a:ext cx="5669280" cy="2421002"/>
                     </a:xfrm>
                     <a:prstGeom prst="rect"/>
                   </pic:spPr>
@@ -3709,8 +3811,8 @@
       <w:r>
         <w:drawing>
           <wp:inline xmlns:a="http://schemas.openxmlformats.org/drawingml/2006/main" xmlns:pic="http://schemas.openxmlformats.org/drawingml/2006/picture">
-            <wp:extent cx="5669280" cy="5500468"/>
-            <wp:docPr id="7" name="Picture 7"/>
+            <wp:extent cx="5669280" cy="3337451"/>
+            <wp:docPr id="9" name="Picture 9"/>
             <wp:cNvGraphicFramePr>
               <a:graphicFrameLocks noChangeAspect="1"/>
             </wp:cNvGraphicFramePr>
@@ -3722,7 +3824,7 @@
                     <pic:cNvPicPr/>
                   </pic:nvPicPr>
                   <pic:blipFill>
-                    <a:blip r:embed="rId15"/>
+                    <a:blip r:embed="rId17"/>
                     <a:stretch>
                       <a:fillRect/>
                     </a:stretch>
@@ -3730,7 +3832,7 @@
                   <pic:spPr>
                     <a:xfrm>
                       <a:off x="0" y="0"/>
-                      <a:ext cx="5669280" cy="5500468"/>
+                      <a:ext cx="5669280" cy="3337451"/>
                     </a:xfrm>
                     <a:prstGeom prst="rect"/>
                   </pic:spPr>
@@ -4091,8 +4193,8 @@
       <w:r>
         <w:drawing>
           <wp:inline xmlns:a="http://schemas.openxmlformats.org/drawingml/2006/main" xmlns:pic="http://schemas.openxmlformats.org/drawingml/2006/picture">
-            <wp:extent cx="5669280" cy="3833587"/>
-            <wp:docPr id="8" name="Picture 8"/>
+            <wp:extent cx="5669280" cy="3371197"/>
+            <wp:docPr id="10" name="Picture 10"/>
             <wp:cNvGraphicFramePr>
               <a:graphicFrameLocks noChangeAspect="1"/>
             </wp:cNvGraphicFramePr>
@@ -4104,7 +4206,7 @@
                     <pic:cNvPicPr/>
                   </pic:nvPicPr>
                   <pic:blipFill>
-                    <a:blip r:embed="rId16"/>
+                    <a:blip r:embed="rId18"/>
                     <a:stretch>
                       <a:fillRect/>
                     </a:stretch>
@@ -4112,7 +4214,7 @@
                   <pic:spPr>
                     <a:xfrm>
                       <a:off x="0" y="0"/>
-                      <a:ext cx="5669280" cy="3833587"/>
+                      <a:ext cx="5669280" cy="3371197"/>
                     </a:xfrm>
                     <a:prstGeom prst="rect"/>
                   </pic:spPr>
@@ -4455,8 +4557,8 @@
       <w:r>
         <w:drawing>
           <wp:inline xmlns:a="http://schemas.openxmlformats.org/drawingml/2006/main" xmlns:pic="http://schemas.openxmlformats.org/drawingml/2006/picture">
-            <wp:extent cx="5669280" cy="3063357"/>
-            <wp:docPr id="9" name="Picture 9"/>
+            <wp:extent cx="5669280" cy="3371197"/>
+            <wp:docPr id="11" name="Picture 11"/>
             <wp:cNvGraphicFramePr>
               <a:graphicFrameLocks noChangeAspect="1"/>
             </wp:cNvGraphicFramePr>
@@ -4468,7 +4570,7 @@
                     <pic:cNvPicPr/>
                   </pic:nvPicPr>
                   <pic:blipFill>
-                    <a:blip r:embed="rId17"/>
+                    <a:blip r:embed="rId19"/>
                     <a:stretch>
                       <a:fillRect/>
                     </a:stretch>
@@ -4476,7 +4578,7 @@
                   <pic:spPr>
                     <a:xfrm>
                       <a:off x="0" y="0"/>
-                      <a:ext cx="5669280" cy="3063357"/>
+                      <a:ext cx="5669280" cy="3371197"/>
                     </a:xfrm>
                     <a:prstGeom prst="rect"/>
                   </pic:spPr>
@@ -4795,8 +4897,8 @@
       <w:r>
         <w:drawing>
           <wp:inline xmlns:a="http://schemas.openxmlformats.org/drawingml/2006/main" xmlns:pic="http://schemas.openxmlformats.org/drawingml/2006/picture">
-            <wp:extent cx="5669280" cy="1919134"/>
-            <wp:docPr id="10" name="Picture 10"/>
+            <wp:extent cx="5669280" cy="2092019"/>
+            <wp:docPr id="12" name="Picture 12"/>
             <wp:cNvGraphicFramePr>
               <a:graphicFrameLocks noChangeAspect="1"/>
             </wp:cNvGraphicFramePr>
@@ -4808,7 +4910,7 @@
                     <pic:cNvPicPr/>
                   </pic:nvPicPr>
                   <pic:blipFill>
-                    <a:blip r:embed="rId18"/>
+                    <a:blip r:embed="rId20"/>
                     <a:stretch>
                       <a:fillRect/>
                     </a:stretch>
@@ -4816,7 +4918,7 @@
                   <pic:spPr>
                     <a:xfrm>
                       <a:off x="0" y="0"/>
-                      <a:ext cx="5669280" cy="1919134"/>
+                      <a:ext cx="5669280" cy="2092019"/>
                     </a:xfrm>
                     <a:prstGeom prst="rect"/>
                   </pic:spPr>
@@ -5136,8 +5238,8 @@
       <w:r>
         <w:drawing>
           <wp:inline xmlns:a="http://schemas.openxmlformats.org/drawingml/2006/main" xmlns:pic="http://schemas.openxmlformats.org/drawingml/2006/picture">
-            <wp:extent cx="5669280" cy="2438084"/>
-            <wp:docPr id="11" name="Picture 11"/>
+            <wp:extent cx="5669280" cy="2517667"/>
+            <wp:docPr id="13" name="Picture 13"/>
             <wp:cNvGraphicFramePr>
               <a:graphicFrameLocks noChangeAspect="1"/>
             </wp:cNvGraphicFramePr>
@@ -5149,7 +5251,7 @@
                     <pic:cNvPicPr/>
                   </pic:nvPicPr>
                   <pic:blipFill>
-                    <a:blip r:embed="rId19"/>
+                    <a:blip r:embed="rId21"/>
                     <a:stretch>
                       <a:fillRect/>
                     </a:stretch>
@@ -5157,7 +5259,7 @@
                   <pic:spPr>
                     <a:xfrm>
                       <a:off x="0" y="0"/>
-                      <a:ext cx="5669280" cy="2438084"/>
+                      <a:ext cx="5669280" cy="2517667"/>
                     </a:xfrm>
                     <a:prstGeom prst="rect"/>
                   </pic:spPr>
@@ -6333,7 +6435,7 @@
       </w:r>
     </w:p>
     <w:sectPr>
-      <w:footerReference w:type="default" r:id="rId20"/>
+      <w:footerReference w:type="default" r:id="rId22"/>
       <w:pgSz w:w="12240" w:h="15840"/>
       <w:pgMar w:top="1440" w:right="1800" w:bottom="1440" w:left="1800" w:header="720" w:footer="720" w:gutter="0"/>
       <w:cols w:space="720"/>
@@ -6395,7 +6497,7 @@
         <w:color w:val="555B66"/>
         <w:sz w:val="15"/>
       </w:rPr>
-      <w:t>Powered by Tertiary Infotech Academy Pte Ltd  ·  www.tertiaryinfotech.com</w:t>
+      <w:t>© 2026 Tertiary Infotech Academy Pte Ltd. All rights reserved.  ·  www.tertiaryinfotech.com</w:t>
     </w:r>
   </w:p>
 </w:ftr>
@@ -6765,8 +6867,8 @@
     <w:qFormat/>
     <w:rsid w:val="00FC693F"/>
     <w:rPr>
-      <w:rFonts w:ascii="Calibri" w:hAnsi="Calibri"/>
-      <w:sz w:val="21"/>
+      <w:rFonts w:ascii="Arial" w:hAnsi="Arial"/>
+      <w:sz w:val="22"/>
     </w:rPr>
   </w:style>
   <w:style w:type="paragraph" w:styleId="Header">
@@ -6828,7 +6930,7 @@
       <w:outlineLvl w:val="0"/>
     </w:pPr>
     <w:rPr>
-      <w:rFonts w:asciiTheme="majorHAnsi" w:eastAsiaTheme="majorEastAsia" w:hAnsiTheme="majorHAnsi" w:cstheme="majorBidi" w:ascii="Calibri" w:hAnsi="Calibri"/>
+      <w:rFonts w:asciiTheme="majorHAnsi" w:eastAsiaTheme="majorEastAsia" w:hAnsiTheme="majorHAnsi" w:cstheme="majorBidi" w:ascii="Arial" w:hAnsi="Arial"/>
       <w:b/>
       <w:bCs/>
       <w:color w:val="1F6FEB"/>
@@ -6852,7 +6954,7 @@
       <w:outlineLvl w:val="1"/>
     </w:pPr>
     <w:rPr>
-      <w:rFonts w:asciiTheme="majorHAnsi" w:eastAsiaTheme="majorEastAsia" w:hAnsiTheme="majorHAnsi" w:cstheme="majorBidi" w:ascii="Calibri" w:hAnsi="Calibri"/>
+      <w:rFonts w:asciiTheme="majorHAnsi" w:eastAsiaTheme="majorEastAsia" w:hAnsiTheme="majorHAnsi" w:cstheme="majorBidi" w:ascii="Arial" w:hAnsi="Arial"/>
       <w:b/>
       <w:bCs/>
       <w:color w:val="111827"/>
@@ -6876,7 +6978,7 @@
       <w:outlineLvl w:val="2"/>
     </w:pPr>
     <w:rPr>
-      <w:rFonts w:asciiTheme="majorHAnsi" w:eastAsiaTheme="majorEastAsia" w:hAnsiTheme="majorHAnsi" w:cstheme="majorBidi" w:ascii="Calibri" w:hAnsi="Calibri"/>
+      <w:rFonts w:asciiTheme="majorHAnsi" w:eastAsiaTheme="majorEastAsia" w:hAnsiTheme="majorHAnsi" w:cstheme="majorBidi" w:ascii="Arial" w:hAnsi="Arial"/>
       <w:b/>
       <w:bCs/>
       <w:color w:val="1F6FEB"/>
@@ -7118,7 +7220,7 @@
       <w:contextualSpacing/>
     </w:pPr>
     <w:rPr>
-      <w:rFonts w:asciiTheme="majorHAnsi" w:eastAsiaTheme="majorEastAsia" w:hAnsiTheme="majorHAnsi" w:cstheme="majorBidi" w:ascii="Calibri" w:hAnsi="Calibri"/>
+      <w:rFonts w:asciiTheme="majorHAnsi" w:eastAsiaTheme="majorEastAsia" w:hAnsiTheme="majorHAnsi" w:cstheme="majorBidi" w:ascii="Arial" w:hAnsi="Arial"/>
       <w:b/>
       <w:color w:val="111827"/>
       <w:spacing w:val="5"/>

--- a/courseware/n8n Automation Learner Guide.docx
+++ b/courseware/n8n Automation Learner Guide.docx
@@ -6497,7 +6497,7 @@
         <w:color w:val="555B66"/>
         <w:sz w:val="15"/>
       </w:rPr>
-      <w:t>© 2026 Tertiary Infotech Academy Pte Ltd. All rights reserved.  ·  www.tertiaryinfotech.com</w:t>
+      <w:t>© 2026 Tertiary Infotech Academy Pte Ltd. All rights reserved.  ·  www.tertiarycourses.com.sg</w:t>
     </w:r>
   </w:p>
 </w:ftr>

--- a/courseware/n8n Automation Learner Guide.docx
+++ b/courseware/n8n Automation Learner Guide.docx
@@ -2657,7 +2657,7 @@
         <w:rPr>
           <w:b/>
         </w:rPr>
-        <w:t>Active</w:t>
+        <w:t>Publish</w:t>
       </w:r>
       <w:r>
         <w:t>.</w:t>
